--- a/assets/docs/61_Dinh-Nhung_KNTT_Chuyen-de-3_Che-bien-dau-mo_dap-an.docx
+++ b/assets/docs/61_Dinh-Nhung_KNTT_Chuyen-de-3_Che-bien-dau-mo_dap-an.docx
@@ -3720,7 +3720,7 @@
             <w:rPr>
               <w:rStyle w:val="Hyperlink"/>
             </w:rPr>
-            <w:t>http://o2.edu.vn</w:t>
+            <w:t>https://giasu.ai.vn/</w:t>
           </w:r>
         </w:hyperlink>
         <w:r>
@@ -3819,7 +3819,7 @@
         <w:rPr>
           <w:rStyle w:val="Hyperlink"/>
         </w:rPr>
-        <w:t>http://o2.edu.vn</w:t>
+        <w:t>https://giasu.ai.vn/</w:t>
       </w:r>
     </w:hyperlink>
   </w:p>
